--- a/companies/saltmarsh-environmental/People/2014.12.04 - Onboarding - Mary Foster.docx
+++ b/companies/saltmarsh-environmental/People/2014.12.04 - Onboarding - Mary Foster.docx
@@ -12,22 +12,22 @@
     </w:p>
     <w:p>
       <w:r>
-        <w:t>For the file. Mary Foster joins us as a Field Technician in the consulting group. We hired her for field work and that is where she will be: delineations, sampling support, and the monitoring plots a permit obliges us to keep visiting long after everyone else involved has moved on to something else. She has done this work before and does not need to be told which end of the auger goes in the ground, so the first period set out below is short and mostly concerns how we do things here rather than how the work is done.</w:t>
+        <w:t>Mary Foster joined us this week as a Field Technician, and I want the record to say plainly that we are glad she did. We are five people who spend more days on the marsh than at a desk, so we hire slowly and expect a new hand to carry real weight inside the first month. Mary will. We watched enough of her sampling before the offer to know she keeps a core and its label straight in conditions that turn most people careless, and that steadiness is the habit the whole job rests on. A sample is only worth taking if the person taking it can be trusted to record it exactly, and she can.</w:t>
       </w:r>
     </w:p>
     <w:p>
       <w:r>
-        <w:t>Where she sits. Mary works to me. Day to day she takes her assignments from whoever is leading the engagement she has been put on, and those assignments are settled the week before, not the night before. If the two directions conflict, mine is the tiebreaker, and I would rather hear about the conflict the day it happens than come across it in a deliverable a month later. We are small enough that this arrangement works without anything written down beyond this record. When it stops working, we will change it and say so.</w:t>
+        <w:t>Her place is on the consulting side, out in the field. She will run sediment sampling and the station work that feeds our data workbooks, which puts the numbers a report is built on directly in her hands. That is the part of the work I care about most, because a workbook total I cannot trace back to a clean field record is a total I cannot defend to a reviewer, and the tracing starts with whoever holds the notebook out on the flat. Mary reports to John Sanchez, our Senior Scientist. He will set her stations, walk her first rounds, and read her field notes until the two of them have a rhythm.</w:t>
       </w:r>
     </w:p>
     <w:p>
       <w:r>
-        <w:t>First period. Boots, waders, and the rest of the personal equipment are ours to supply; ask for them before the first field day rather than on the morning of it. The health and safety orientation comes before any site visit, without exception. Nobody works a tidal site alone, and nobody stays out to finish a plot on a rising tide. Mary will be issued a field notebook and is expected to fill it: date, conditions, tide state, who was present, what was measured, and what went wrong. Data sheets get transcribed the same week and checked against the notebook, not against memory, because memory of a wet morning in a marsh is worth very little by the following month. Time is coded to the engagement and turned in weekly.</w:t>
+        <w:t>The first weeks are meant to be narrow, on purpose. Before she runs a sampling round on her own, she will shadow a full one, learn how we label and how we keep chain of custody, and get her field notebook into the shape we submit behind. I would rather she spend December making the record exact than covering more ground. Station, depth, condition, time, written down as it happens and not reconstructed after: that discipline is nearly the whole of the job at the start, and it is the part a monitoring report leans on years later, when nobody remembers the day it was gathered.</w:t>
       </w:r>
     </w:p>
     <w:p>
       <w:r>
-        <w:t>What I expect. Write it down while it is still in front of you. Keep what you observed separate from what you were told; if a landowner says the ditch has been there since his father's time, that is what the landowner says, and the notebook should make the difference plain on the page. Flag a reading that looks wrong instead of correcting it quietly, because the odd number is the one somebody asks about two years on, and by then the only answer we have is what was written at the time. Nothing leaves this office with a figure in it that has not been checked. That applies to her work the way it applies to mine.</w:t>
+        <w:t>The practical things sit with John. He has the gear assignments, the tide tables, and the standing rule about who knows your plan before you work a channel alone, which we do not bend for anyone. Anything the file here does not answer, she should ask him or ask me. Welcome her when your paths cross. Mary is going to be on the water more than most of us this winter, and the firm is steadier for having her.</w:t>
       </w:r>
     </w:p>
     <w:p>
